--- a/Use_cases_GIA/Use_cases_4_6_11_v1.0.docx
+++ b/Use_cases_GIA/Use_cases_4_6_11_v1.0.docx
@@ -15,7 +15,6 @@
           <w:lang w:bidi="he-IL"/>
         </w:rPr>
       </w:pPr>
-      <w:proofErr w:type="spellStart"/>
       <w:r>
         <w:rPr>
           <w:rFonts w:ascii="Bahnschrift Light" w:hAnsi="Bahnschrift Light"/>
@@ -23,37 +22,7 @@
           <w:szCs w:val="24"/>
           <w:lang w:bidi="he-IL"/>
         </w:rPr>
-        <w:t>Use</w:t>
-      </w:r>
-      <w:proofErr w:type="spellEnd"/>
-      <w:r>
-        <w:rPr>
-          <w:rFonts w:ascii="Bahnschrift Light" w:hAnsi="Bahnschrift Light"/>
-          <w:sz w:val="24"/>
-          <w:szCs w:val="24"/>
-          <w:lang w:bidi="he-IL"/>
-        </w:rPr>
-        <w:t xml:space="preserve"> </w:t>
-      </w:r>
-      <w:proofErr w:type="spellStart"/>
-      <w:r>
-        <w:rPr>
-          <w:rFonts w:ascii="Bahnschrift Light" w:hAnsi="Bahnschrift Light"/>
-          <w:sz w:val="24"/>
-          <w:szCs w:val="24"/>
-          <w:lang w:bidi="he-IL"/>
-        </w:rPr>
-        <w:t>Case</w:t>
-      </w:r>
-      <w:proofErr w:type="spellEnd"/>
-      <w:r>
-        <w:rPr>
-          <w:rFonts w:ascii="Bahnschrift Light" w:hAnsi="Bahnschrift Light"/>
-          <w:sz w:val="24"/>
-          <w:szCs w:val="24"/>
-          <w:lang w:bidi="he-IL"/>
-        </w:rPr>
-        <w:t xml:space="preserve"> 4: Αγγαρείες</w:t>
+        <w:t>Use Case 4: Αγγαρείες</w:t>
       </w:r>
     </w:p>
     <w:p>
@@ -423,25 +392,7 @@
           <w:sz w:val="24"/>
           <w:szCs w:val="24"/>
         </w:rPr>
-        <w:t xml:space="preserve"> και επιλέγει "</w:t>
-      </w:r>
-      <w:proofErr w:type="spellStart"/>
-      <w:r>
-        <w:rPr>
-          <w:rFonts w:ascii="Bahnschrift Light" w:hAnsi="Bahnschrift Light"/>
-          <w:sz w:val="24"/>
-          <w:szCs w:val="24"/>
-        </w:rPr>
-        <w:t>Complete</w:t>
-      </w:r>
-      <w:proofErr w:type="spellEnd"/>
-      <w:r>
-        <w:rPr>
-          <w:rFonts w:ascii="Bahnschrift Light" w:hAnsi="Bahnschrift Light"/>
-          <w:sz w:val="24"/>
-          <w:szCs w:val="24"/>
-        </w:rPr>
-        <w:t xml:space="preserve">" στην Οθόνη Αγγαρειών. </w:t>
+        <w:t xml:space="preserve"> και επιλέγει "Complete" στην Οθόνη Αγγαρειών. </w:t>
       </w:r>
     </w:p>
     <w:p>
@@ -912,7 +863,6 @@
           <w:rFonts w:ascii="Bahnschrift Light" w:hAnsi="Bahnschrift Light"/>
           <w:sz w:val="24"/>
           <w:szCs w:val="24"/>
-          <w:lang w:val="en-US"/>
         </w:rPr>
       </w:pPr>
     </w:p>
@@ -926,7 +876,6 @@
           <w:rFonts w:ascii="Bahnschrift Light" w:hAnsi="Bahnschrift Light"/>
           <w:sz w:val="24"/>
           <w:szCs w:val="24"/>
-          <w:lang w:val="en-US"/>
         </w:rPr>
       </w:pPr>
     </w:p>
@@ -940,7 +889,6 @@
           <w:rFonts w:ascii="Bahnschrift Light" w:hAnsi="Bahnschrift Light"/>
           <w:sz w:val="24"/>
           <w:szCs w:val="24"/>
-          <w:lang w:val="en-US"/>
         </w:rPr>
       </w:pPr>
     </w:p>
@@ -954,7 +902,6 @@
           <w:rFonts w:ascii="Bahnschrift Light" w:hAnsi="Bahnschrift Light"/>
           <w:sz w:val="24"/>
           <w:szCs w:val="24"/>
-          <w:lang w:val="en-US"/>
         </w:rPr>
       </w:pPr>
     </w:p>
@@ -968,7 +915,6 @@
           <w:rFonts w:ascii="Bahnschrift Light" w:hAnsi="Bahnschrift Light"/>
           <w:sz w:val="24"/>
           <w:szCs w:val="24"/>
-          <w:lang w:val="en-US"/>
         </w:rPr>
       </w:pPr>
     </w:p>
@@ -1647,7 +1593,6 @@
           <w:lang w:bidi="he-IL"/>
         </w:rPr>
       </w:pPr>
-      <w:proofErr w:type="spellStart"/>
       <w:r>
         <w:rPr>
           <w:rFonts w:ascii="Bahnschrift Light" w:hAnsi="Bahnschrift Light"/>
@@ -1655,37 +1600,7 @@
           <w:szCs w:val="24"/>
           <w:lang w:bidi="he-IL"/>
         </w:rPr>
-        <w:t>Use</w:t>
-      </w:r>
-      <w:proofErr w:type="spellEnd"/>
-      <w:r>
-        <w:rPr>
-          <w:rFonts w:ascii="Bahnschrift Light" w:hAnsi="Bahnschrift Light"/>
-          <w:sz w:val="24"/>
-          <w:szCs w:val="24"/>
-          <w:lang w:bidi="he-IL"/>
-        </w:rPr>
-        <w:t xml:space="preserve"> </w:t>
-      </w:r>
-      <w:proofErr w:type="spellStart"/>
-      <w:r>
-        <w:rPr>
-          <w:rFonts w:ascii="Bahnschrift Light" w:hAnsi="Bahnschrift Light"/>
-          <w:sz w:val="24"/>
-          <w:szCs w:val="24"/>
-          <w:lang w:bidi="he-IL"/>
-        </w:rPr>
-        <w:t>Case</w:t>
-      </w:r>
-      <w:proofErr w:type="spellEnd"/>
-      <w:r>
-        <w:rPr>
-          <w:rFonts w:ascii="Bahnschrift Light" w:hAnsi="Bahnschrift Light"/>
-          <w:sz w:val="24"/>
-          <w:szCs w:val="24"/>
-          <w:lang w:bidi="he-IL"/>
-        </w:rPr>
-        <w:t xml:space="preserve"> 6: Πόντοι</w:t>
+        <w:t>Use Case 6: Πόντοι</w:t>
       </w:r>
     </w:p>
     <w:p>
@@ -1809,25 +1724,7 @@
           <w:sz w:val="24"/>
           <w:szCs w:val="24"/>
         </w:rPr>
-        <w:t>Ο χρήστης επιλέγει το προνόμιο που επιθυμεί και πατάει το “</w:t>
-      </w:r>
-      <w:proofErr w:type="spellStart"/>
-      <w:r>
-        <w:rPr>
-          <w:rFonts w:ascii="Bahnschrift Light" w:hAnsi="Bahnschrift Light"/>
-          <w:sz w:val="24"/>
-          <w:szCs w:val="24"/>
-        </w:rPr>
-        <w:t>buy</w:t>
-      </w:r>
-      <w:proofErr w:type="spellEnd"/>
-      <w:r>
-        <w:rPr>
-          <w:rFonts w:ascii="Bahnschrift Light" w:hAnsi="Bahnschrift Light"/>
-          <w:sz w:val="24"/>
-          <w:szCs w:val="24"/>
-        </w:rPr>
-        <w:t>”.</w:t>
+        <w:t>Ο χρήστης επιλέγει το προνόμιο που επιθυμεί και πατάει το “buy”.</w:t>
       </w:r>
     </w:p>
     <w:p>
@@ -2224,7 +2121,6 @@
           <w:rFonts w:ascii="Bahnschrift Light" w:hAnsi="Bahnschrift Light"/>
           <w:sz w:val="24"/>
           <w:szCs w:val="24"/>
-          <w:lang w:val="en-US"/>
         </w:rPr>
       </w:pPr>
     </w:p>
@@ -2271,15 +2167,7 @@
           <w:sz w:val="24"/>
           <w:szCs w:val="24"/>
         </w:rPr>
-        <w:t>Ο χρήστης επιλέγει το κουμπί εισαγωγής Προνομίου</w:t>
-      </w:r>
-      <w:r>
-        <w:rPr>
-          <w:rFonts w:ascii="Bahnschrift Light" w:hAnsi="Bahnschrift Light"/>
-          <w:sz w:val="24"/>
-          <w:szCs w:val="24"/>
-        </w:rPr>
-        <w:t>.</w:t>
+        <w:t>Ο χρήστης επιλέγει το κουμπί εισαγωγής Προνομίου.</w:t>
       </w:r>
     </w:p>
     <w:p>
@@ -2312,43 +2200,7 @@
           <w:szCs w:val="24"/>
         </w:rPr>
         <w:tab/>
-        <w:t>επιβράβευσης(</w:t>
-      </w:r>
-      <w:proofErr w:type="spellStart"/>
-      <w:r>
-        <w:rPr>
-          <w:rFonts w:ascii="Bahnschrift Light" w:hAnsi="Bahnschrift Light"/>
-          <w:sz w:val="24"/>
-          <w:szCs w:val="24"/>
-        </w:rPr>
-        <w:t>Reward_Name</w:t>
-      </w:r>
-      <w:proofErr w:type="spellEnd"/>
-      <w:r>
-        <w:rPr>
-          <w:rFonts w:ascii="Bahnschrift Light" w:hAnsi="Bahnschrift Light"/>
-          <w:sz w:val="24"/>
-          <w:szCs w:val="24"/>
-        </w:rPr>
-        <w:t>), πόντοι(</w:t>
-      </w:r>
-      <w:proofErr w:type="spellStart"/>
-      <w:r>
-        <w:rPr>
-          <w:rFonts w:ascii="Bahnschrift Light" w:hAnsi="Bahnschrift Light"/>
-          <w:sz w:val="24"/>
-          <w:szCs w:val="24"/>
-        </w:rPr>
-        <w:t>Points</w:t>
-      </w:r>
-      <w:proofErr w:type="spellEnd"/>
-      <w:r>
-        <w:rPr>
-          <w:rFonts w:ascii="Bahnschrift Light" w:hAnsi="Bahnschrift Light"/>
-          <w:sz w:val="24"/>
-          <w:szCs w:val="24"/>
-        </w:rPr>
-        <w:t>)).</w:t>
+        <w:t>επιβράβευσης(Reward_Name), πόντοι(Points)).</w:t>
       </w:r>
     </w:p>
     <w:p>
@@ -2371,15 +2223,7 @@
           <w:sz w:val="24"/>
           <w:szCs w:val="24"/>
         </w:rPr>
-        <w:t>Ο χρήστης συμπληρώνει τη φόρμα και πατά αποθήκευση</w:t>
-      </w:r>
-      <w:r>
-        <w:rPr>
-          <w:rFonts w:ascii="Bahnschrift Light" w:hAnsi="Bahnschrift Light"/>
-          <w:sz w:val="24"/>
-          <w:szCs w:val="24"/>
-        </w:rPr>
-        <w:t>.</w:t>
+        <w:t>Ο χρήστης συμπληρώνει τη φόρμα και πατά αποθήκευση.</w:t>
       </w:r>
     </w:p>
     <w:p>
@@ -2868,7 +2712,6 @@
           <w:rFonts w:ascii="Bahnschrift Light" w:hAnsi="Bahnschrift Light"/>
           <w:sz w:val="24"/>
           <w:szCs w:val="24"/>
-          <w:lang w:val="en-US"/>
         </w:rPr>
       </w:pPr>
     </w:p>
@@ -2882,7 +2725,6 @@
           <w:rFonts w:ascii="Bahnschrift Light" w:hAnsi="Bahnschrift Light"/>
           <w:sz w:val="24"/>
           <w:szCs w:val="24"/>
-          <w:lang w:val="en-US"/>
         </w:rPr>
       </w:pPr>
     </w:p>
@@ -2896,7 +2738,6 @@
           <w:rFonts w:ascii="Bahnschrift Light" w:hAnsi="Bahnschrift Light"/>
           <w:sz w:val="24"/>
           <w:szCs w:val="24"/>
-          <w:lang w:val="en-US"/>
         </w:rPr>
       </w:pPr>
     </w:p>
@@ -2910,7 +2751,6 @@
           <w:rFonts w:ascii="Bahnschrift Light" w:hAnsi="Bahnschrift Light"/>
           <w:sz w:val="24"/>
           <w:szCs w:val="24"/>
-          <w:lang w:val="en-US"/>
         </w:rPr>
       </w:pPr>
     </w:p>
@@ -2927,7 +2767,6 @@
           <w:lang w:bidi="he-IL"/>
         </w:rPr>
       </w:pPr>
-      <w:proofErr w:type="spellStart"/>
       <w:r>
         <w:rPr>
           <w:rFonts w:ascii="Bahnschrift Light" w:hAnsi="Bahnschrift Light"/>
@@ -2936,37 +2775,85 @@
           <w:lang w:bidi="he-IL"/>
         </w:rPr>
         <w:lastRenderedPageBreak/>
-        <w:t>Use</w:t>
-      </w:r>
-      <w:proofErr w:type="spellEnd"/>
-      <w:r>
-        <w:rPr>
-          <w:rFonts w:ascii="Bahnschrift Light" w:hAnsi="Bahnschrift Light"/>
-          <w:sz w:val="24"/>
-          <w:szCs w:val="24"/>
-          <w:lang w:bidi="he-IL"/>
+        <w:t>Use Case 11: Δημιουργία Αγγελίας</w:t>
+      </w:r>
+    </w:p>
+    <w:p>
+      <w:pPr>
+        <w:jc w:val="both"/>
+        <w:rPr>
+          <w:rFonts w:ascii="Bahnschrift Light" w:hAnsi="Bahnschrift Light"/>
+          <w:sz w:val="24"/>
+          <w:szCs w:val="24"/>
+        </w:rPr>
+      </w:pPr>
+      <w:r>
+        <w:rPr>
+          <w:rFonts w:ascii="Bahnschrift Light" w:hAnsi="Bahnschrift Light"/>
+          <w:b/>
+          <w:bCs/>
+          <w:sz w:val="24"/>
+          <w:szCs w:val="24"/>
+        </w:rPr>
+        <w:t>Παραδοχές:</w:t>
+      </w:r>
+      <w:r>
+        <w:rPr>
+          <w:rFonts w:ascii="Bahnschrift Light" w:hAnsi="Bahnschrift Light"/>
+          <w:b/>
+          <w:bCs/>
+          <w:sz w:val="24"/>
+          <w:szCs w:val="24"/>
         </w:rPr>
         <w:t xml:space="preserve"> </w:t>
       </w:r>
-      <w:proofErr w:type="spellStart"/>
-      <w:r>
-        <w:rPr>
-          <w:rFonts w:ascii="Bahnschrift Light" w:hAnsi="Bahnschrift Light"/>
-          <w:sz w:val="24"/>
-          <w:szCs w:val="24"/>
-          <w:lang w:bidi="he-IL"/>
-        </w:rPr>
-        <w:t>Case</w:t>
-      </w:r>
-      <w:proofErr w:type="spellEnd"/>
-      <w:r>
-        <w:rPr>
-          <w:rFonts w:ascii="Bahnschrift Light" w:hAnsi="Bahnschrift Light"/>
-          <w:sz w:val="24"/>
-          <w:szCs w:val="24"/>
-          <w:lang w:bidi="he-IL"/>
-        </w:rPr>
-        <w:t xml:space="preserve"> 11: Δημιουργία Αγγελίας</w:t>
+      <w:r>
+        <w:rPr>
+          <w:rFonts w:ascii="Bahnschrift Light" w:hAnsi="Bahnschrift Light"/>
+          <w:sz w:val="24"/>
+          <w:szCs w:val="24"/>
+        </w:rPr>
+        <w:t>Για να μπορ</w:t>
+      </w:r>
+      <w:r>
+        <w:rPr>
+          <w:rFonts w:ascii="Bahnschrift Light" w:hAnsi="Bahnschrift Light"/>
+          <w:sz w:val="24"/>
+          <w:szCs w:val="24"/>
+        </w:rPr>
+        <w:t xml:space="preserve">έσει κάποιος </w:t>
+      </w:r>
+      <w:r>
+        <w:rPr>
+          <w:rFonts w:ascii="Bahnschrift Light" w:hAnsi="Bahnschrift Light"/>
+          <w:sz w:val="24"/>
+          <w:szCs w:val="24"/>
+        </w:rPr>
+        <w:t>να δημιουργήσει αγγελία πρέπει να μην εί</w:t>
+      </w:r>
+      <w:r>
+        <w:rPr>
+          <w:rFonts w:ascii="Bahnschrift Light" w:hAnsi="Bahnschrift Light"/>
+          <w:sz w:val="24"/>
+          <w:szCs w:val="24"/>
+        </w:rPr>
+        <w:t>ν</w:t>
+      </w:r>
+      <w:r>
+        <w:rPr>
+          <w:rFonts w:ascii="Bahnschrift Light" w:hAnsi="Bahnschrift Light"/>
+          <w:sz w:val="24"/>
+          <w:szCs w:val="24"/>
+        </w:rPr>
+        <w:t>αι σε δωμάτιο</w:t>
+      </w:r>
+      <w:r>
+        <w:rPr>
+          <w:rFonts w:ascii="Bahnschrift Light" w:hAnsi="Bahnschrift Light"/>
+          <w:sz w:val="24"/>
+          <w:szCs w:val="24"/>
+        </w:rPr>
+        <w:t>.</w:t>
       </w:r>
     </w:p>
     <w:p>
@@ -3058,115 +2945,7 @@
           <w:sz w:val="24"/>
           <w:szCs w:val="24"/>
         </w:rPr>
-        <w:t>Το σύστημα εμφανίζει τη Φόρμα εισαγωγής Αγγελίας (με πεδία για την περιγραφή (</w:t>
-      </w:r>
-      <w:proofErr w:type="spellStart"/>
-      <w:r>
-        <w:rPr>
-          <w:rFonts w:ascii="Bahnschrift Light" w:hAnsi="Bahnschrift Light"/>
-          <w:sz w:val="24"/>
-          <w:szCs w:val="24"/>
-        </w:rPr>
-        <w:t>Description</w:t>
-      </w:r>
-      <w:proofErr w:type="spellEnd"/>
-      <w:r>
-        <w:rPr>
-          <w:rFonts w:ascii="Bahnschrift Light" w:hAnsi="Bahnschrift Light"/>
-          <w:sz w:val="24"/>
-          <w:szCs w:val="24"/>
-        </w:rPr>
-        <w:t>), τοποθεσία (</w:t>
-      </w:r>
-      <w:proofErr w:type="spellStart"/>
-      <w:r>
-        <w:rPr>
-          <w:rFonts w:ascii="Bahnschrift Light" w:hAnsi="Bahnschrift Light"/>
-          <w:sz w:val="24"/>
-          <w:szCs w:val="24"/>
-        </w:rPr>
-        <w:t>Location</w:t>
-      </w:r>
-      <w:proofErr w:type="spellEnd"/>
-      <w:r>
-        <w:rPr>
-          <w:rFonts w:ascii="Bahnschrift Light" w:hAnsi="Bahnschrift Light"/>
-          <w:sz w:val="24"/>
-          <w:szCs w:val="24"/>
-        </w:rPr>
-        <w:t>) , ενοίκιο (</w:t>
-      </w:r>
-      <w:proofErr w:type="spellStart"/>
-      <w:r>
-        <w:rPr>
-          <w:rFonts w:ascii="Bahnschrift Light" w:hAnsi="Bahnschrift Light"/>
-          <w:sz w:val="24"/>
-          <w:szCs w:val="24"/>
-        </w:rPr>
-        <w:t>Rent</w:t>
-      </w:r>
-      <w:proofErr w:type="spellEnd"/>
-      <w:r>
-        <w:rPr>
-          <w:rFonts w:ascii="Bahnschrift Light" w:hAnsi="Bahnschrift Light"/>
-          <w:sz w:val="24"/>
-          <w:szCs w:val="24"/>
-        </w:rPr>
-        <w:t>), τον αριθμό των συγκατοίκων που αναζητεί ο χρήστης (</w:t>
-      </w:r>
-      <w:proofErr w:type="spellStart"/>
-      <w:r>
-        <w:rPr>
-          <w:rFonts w:ascii="Bahnschrift Light" w:hAnsi="Bahnschrift Light"/>
-          <w:sz w:val="24"/>
-          <w:szCs w:val="24"/>
-        </w:rPr>
-        <w:t>Roommates</w:t>
-      </w:r>
-      <w:proofErr w:type="spellEnd"/>
-      <w:r>
-        <w:rPr>
-          <w:rFonts w:ascii="Bahnschrift Light" w:hAnsi="Bahnschrift Light"/>
-          <w:sz w:val="24"/>
-          <w:szCs w:val="24"/>
-        </w:rPr>
-        <w:t xml:space="preserve"> </w:t>
-      </w:r>
-      <w:proofErr w:type="spellStart"/>
-      <w:r>
-        <w:rPr>
-          <w:rFonts w:ascii="Bahnschrift Light" w:hAnsi="Bahnschrift Light"/>
-          <w:sz w:val="24"/>
-          <w:szCs w:val="24"/>
-        </w:rPr>
-        <w:t>wanted</w:t>
-      </w:r>
-      <w:proofErr w:type="spellEnd"/>
-      <w:r>
-        <w:rPr>
-          <w:rFonts w:ascii="Bahnschrift Light" w:hAnsi="Bahnschrift Light"/>
-          <w:sz w:val="24"/>
-          <w:szCs w:val="24"/>
-        </w:rPr>
-        <w:t xml:space="preserve">) και τη διεύθυνση του σπιτιού (House </w:t>
-      </w:r>
-      <w:proofErr w:type="spellStart"/>
-      <w:r>
-        <w:rPr>
-          <w:rFonts w:ascii="Bahnschrift Light" w:hAnsi="Bahnschrift Light"/>
-          <w:sz w:val="24"/>
-          <w:szCs w:val="24"/>
-        </w:rPr>
-        <w:t>address</w:t>
-      </w:r>
-      <w:proofErr w:type="spellEnd"/>
-      <w:r>
-        <w:rPr>
-          <w:rFonts w:ascii="Bahnschrift Light" w:hAnsi="Bahnschrift Light"/>
-          <w:sz w:val="24"/>
-          <w:szCs w:val="24"/>
-        </w:rPr>
-        <w:t>)).</w:t>
+        <w:t>Το σύστημα εμφανίζει τη Φόρμα εισαγωγής Αγγελίας (με πεδία για την περιγραφή (Description), τοποθεσία (Location) , ενοίκιο (Rent), τον αριθμό των συγκατοίκων που αναζητεί ο χρήστης (Roommates wanted) και τη διεύθυνση του σπιτιού (House address)).</w:t>
       </w:r>
     </w:p>
     <w:p>
@@ -3709,7 +3488,6 @@
           <w:szCs w:val="24"/>
           <w:u w:val="single"/>
         </w:rPr>
-        <w:lastRenderedPageBreak/>
         <w:t>Εναλλακτική Ροή 3:</w:t>
       </w:r>
     </w:p>
@@ -3896,7 +3674,6 @@
           <w:rFonts w:ascii="Bahnschrift Light" w:hAnsi="Bahnschrift Light"/>
           <w:sz w:val="24"/>
           <w:szCs w:val="24"/>
-          <w:lang w:val="en-US"/>
         </w:rPr>
       </w:pPr>
     </w:p>

--- a/Use_cases_GIA/Use_cases_4_6_11_v1.0.docx
+++ b/Use_cases_GIA/Use_cases_4_6_11_v1.0.docx
@@ -15,6 +15,7 @@
           <w:lang w:bidi="he-IL"/>
         </w:rPr>
       </w:pPr>
+      <w:proofErr w:type="spellStart"/>
       <w:r>
         <w:rPr>
           <w:rFonts w:ascii="Bahnschrift Light" w:hAnsi="Bahnschrift Light"/>
@@ -22,7 +23,37 @@
           <w:szCs w:val="24"/>
           <w:lang w:bidi="he-IL"/>
         </w:rPr>
-        <w:t>Use Case 4: Αγγαρείες</w:t>
+        <w:t>Use</w:t>
+      </w:r>
+      <w:proofErr w:type="spellEnd"/>
+      <w:r>
+        <w:rPr>
+          <w:rFonts w:ascii="Bahnschrift Light" w:hAnsi="Bahnschrift Light"/>
+          <w:sz w:val="24"/>
+          <w:szCs w:val="24"/>
+          <w:lang w:bidi="he-IL"/>
+        </w:rPr>
+        <w:t xml:space="preserve"> </w:t>
+      </w:r>
+      <w:proofErr w:type="spellStart"/>
+      <w:r>
+        <w:rPr>
+          <w:rFonts w:ascii="Bahnschrift Light" w:hAnsi="Bahnschrift Light"/>
+          <w:sz w:val="24"/>
+          <w:szCs w:val="24"/>
+          <w:lang w:bidi="he-IL"/>
+        </w:rPr>
+        <w:t>Case</w:t>
+      </w:r>
+      <w:proofErr w:type="spellEnd"/>
+      <w:r>
+        <w:rPr>
+          <w:rFonts w:ascii="Bahnschrift Light" w:hAnsi="Bahnschrift Light"/>
+          <w:sz w:val="24"/>
+          <w:szCs w:val="24"/>
+          <w:lang w:bidi="he-IL"/>
+        </w:rPr>
+        <w:t xml:space="preserve"> 4: Αγγαρείες</w:t>
       </w:r>
     </w:p>
     <w:p>
@@ -66,7 +97,25 @@
           <w:sz w:val="24"/>
           <w:szCs w:val="24"/>
         </w:rPr>
-        <w:t>από τους χρήστες βάζοντας νέα chore στο δωμάτιο</w:t>
+        <w:t xml:space="preserve">από τους χρήστες βάζοντας νέα </w:t>
+      </w:r>
+      <w:proofErr w:type="spellStart"/>
+      <w:r>
+        <w:rPr>
+          <w:rFonts w:ascii="Bahnschrift Light" w:hAnsi="Bahnschrift Light"/>
+          <w:sz w:val="24"/>
+          <w:szCs w:val="24"/>
+        </w:rPr>
+        <w:t>chore</w:t>
+      </w:r>
+      <w:proofErr w:type="spellEnd"/>
+      <w:r>
+        <w:rPr>
+          <w:rFonts w:ascii="Bahnschrift Light" w:hAnsi="Bahnschrift Light"/>
+          <w:sz w:val="24"/>
+          <w:szCs w:val="24"/>
+        </w:rPr>
+        <w:t xml:space="preserve"> στο δωμάτιο</w:t>
       </w:r>
       <w:r>
         <w:rPr>
@@ -392,7 +441,25 @@
           <w:sz w:val="24"/>
           <w:szCs w:val="24"/>
         </w:rPr>
-        <w:t xml:space="preserve"> και επιλέγει "Complete" στην Οθόνη Αγγαρειών. </w:t>
+        <w:t xml:space="preserve"> και επιλέγει "</w:t>
+      </w:r>
+      <w:proofErr w:type="spellStart"/>
+      <w:r>
+        <w:rPr>
+          <w:rFonts w:ascii="Bahnschrift Light" w:hAnsi="Bahnschrift Light"/>
+          <w:sz w:val="24"/>
+          <w:szCs w:val="24"/>
+        </w:rPr>
+        <w:t>Complete</w:t>
+      </w:r>
+      <w:proofErr w:type="spellEnd"/>
+      <w:r>
+        <w:rPr>
+          <w:rFonts w:ascii="Bahnschrift Light" w:hAnsi="Bahnschrift Light"/>
+          <w:sz w:val="24"/>
+          <w:szCs w:val="24"/>
+        </w:rPr>
+        <w:t xml:space="preserve">" στην Οθόνη Αγγαρειών. </w:t>
       </w:r>
     </w:p>
     <w:p>
@@ -1593,6 +1660,7 @@
           <w:lang w:bidi="he-IL"/>
         </w:rPr>
       </w:pPr>
+      <w:proofErr w:type="spellStart"/>
       <w:r>
         <w:rPr>
           <w:rFonts w:ascii="Bahnschrift Light" w:hAnsi="Bahnschrift Light"/>
@@ -1600,7 +1668,37 @@
           <w:szCs w:val="24"/>
           <w:lang w:bidi="he-IL"/>
         </w:rPr>
-        <w:t>Use Case 6: Πόντοι</w:t>
+        <w:t>Use</w:t>
+      </w:r>
+      <w:proofErr w:type="spellEnd"/>
+      <w:r>
+        <w:rPr>
+          <w:rFonts w:ascii="Bahnschrift Light" w:hAnsi="Bahnschrift Light"/>
+          <w:sz w:val="24"/>
+          <w:szCs w:val="24"/>
+          <w:lang w:bidi="he-IL"/>
+        </w:rPr>
+        <w:t xml:space="preserve"> </w:t>
+      </w:r>
+      <w:proofErr w:type="spellStart"/>
+      <w:r>
+        <w:rPr>
+          <w:rFonts w:ascii="Bahnschrift Light" w:hAnsi="Bahnschrift Light"/>
+          <w:sz w:val="24"/>
+          <w:szCs w:val="24"/>
+          <w:lang w:bidi="he-IL"/>
+        </w:rPr>
+        <w:t>Case</w:t>
+      </w:r>
+      <w:proofErr w:type="spellEnd"/>
+      <w:r>
+        <w:rPr>
+          <w:rFonts w:ascii="Bahnschrift Light" w:hAnsi="Bahnschrift Light"/>
+          <w:sz w:val="24"/>
+          <w:szCs w:val="24"/>
+          <w:lang w:bidi="he-IL"/>
+        </w:rPr>
+        <w:t xml:space="preserve"> 6: Πόντοι</w:t>
       </w:r>
     </w:p>
     <w:p>
@@ -1724,7 +1822,25 @@
           <w:sz w:val="24"/>
           <w:szCs w:val="24"/>
         </w:rPr>
-        <w:t>Ο χρήστης επιλέγει το προνόμιο που επιθυμεί και πατάει το “buy”.</w:t>
+        <w:t>Ο χρήστης επιλέγει το προνόμιο που επιθυμεί και πατάει το “</w:t>
+      </w:r>
+      <w:proofErr w:type="spellStart"/>
+      <w:r>
+        <w:rPr>
+          <w:rFonts w:ascii="Bahnschrift Light" w:hAnsi="Bahnschrift Light"/>
+          <w:sz w:val="24"/>
+          <w:szCs w:val="24"/>
+        </w:rPr>
+        <w:t>buy</w:t>
+      </w:r>
+      <w:proofErr w:type="spellEnd"/>
+      <w:r>
+        <w:rPr>
+          <w:rFonts w:ascii="Bahnschrift Light" w:hAnsi="Bahnschrift Light"/>
+          <w:sz w:val="24"/>
+          <w:szCs w:val="24"/>
+        </w:rPr>
+        <w:t>”.</w:t>
       </w:r>
     </w:p>
     <w:p>
@@ -2136,6 +2252,7 @@
           <w:lang w:val="en-US"/>
         </w:rPr>
       </w:pPr>
+      <w:proofErr w:type="spellStart"/>
       <w:r>
         <w:rPr>
           <w:rFonts w:ascii="Bahnschrift Light" w:hAnsi="Bahnschrift Light"/>
@@ -2144,7 +2261,40 @@
           <w:u w:val="single"/>
           <w:lang w:val="en-US"/>
         </w:rPr>
-        <w:t>Εναλλακτική Ροή 3:</w:t>
+        <w:t>Εν</w:t>
+      </w:r>
+      <w:proofErr w:type="spellEnd"/>
+      <w:r>
+        <w:rPr>
+          <w:rFonts w:ascii="Bahnschrift Light" w:hAnsi="Bahnschrift Light"/>
+          <w:sz w:val="24"/>
+          <w:szCs w:val="24"/>
+          <w:u w:val="single"/>
+          <w:lang w:val="en-US"/>
+        </w:rPr>
+        <w:t xml:space="preserve">αλλακτική </w:t>
+      </w:r>
+      <w:proofErr w:type="spellStart"/>
+      <w:r>
+        <w:rPr>
+          <w:rFonts w:ascii="Bahnschrift Light" w:hAnsi="Bahnschrift Light"/>
+          <w:sz w:val="24"/>
+          <w:szCs w:val="24"/>
+          <w:u w:val="single"/>
+          <w:lang w:val="en-US"/>
+        </w:rPr>
+        <w:t>Ροή</w:t>
+      </w:r>
+      <w:proofErr w:type="spellEnd"/>
+      <w:r>
+        <w:rPr>
+          <w:rFonts w:ascii="Bahnschrift Light" w:hAnsi="Bahnschrift Light"/>
+          <w:sz w:val="24"/>
+          <w:szCs w:val="24"/>
+          <w:u w:val="single"/>
+          <w:lang w:val="en-US"/>
+        </w:rPr>
+        <w:t xml:space="preserve"> 3:</w:t>
       </w:r>
     </w:p>
     <w:p>
@@ -2200,7 +2350,43 @@
           <w:szCs w:val="24"/>
         </w:rPr>
         <w:tab/>
-        <w:t>επιβράβευσης(Reward_Name), πόντοι(Points)).</w:t>
+        <w:t>επιβράβευσης(</w:t>
+      </w:r>
+      <w:proofErr w:type="spellStart"/>
+      <w:r>
+        <w:rPr>
+          <w:rFonts w:ascii="Bahnschrift Light" w:hAnsi="Bahnschrift Light"/>
+          <w:sz w:val="24"/>
+          <w:szCs w:val="24"/>
+        </w:rPr>
+        <w:t>Reward_Name</w:t>
+      </w:r>
+      <w:proofErr w:type="spellEnd"/>
+      <w:r>
+        <w:rPr>
+          <w:rFonts w:ascii="Bahnschrift Light" w:hAnsi="Bahnschrift Light"/>
+          <w:sz w:val="24"/>
+          <w:szCs w:val="24"/>
+        </w:rPr>
+        <w:t>), πόντοι(</w:t>
+      </w:r>
+      <w:proofErr w:type="spellStart"/>
+      <w:r>
+        <w:rPr>
+          <w:rFonts w:ascii="Bahnschrift Light" w:hAnsi="Bahnschrift Light"/>
+          <w:sz w:val="24"/>
+          <w:szCs w:val="24"/>
+        </w:rPr>
+        <w:t>Points</w:t>
+      </w:r>
+      <w:proofErr w:type="spellEnd"/>
+      <w:r>
+        <w:rPr>
+          <w:rFonts w:ascii="Bahnschrift Light" w:hAnsi="Bahnschrift Light"/>
+          <w:sz w:val="24"/>
+          <w:szCs w:val="24"/>
+        </w:rPr>
+        <w:t>)).</w:t>
       </w:r>
     </w:p>
     <w:p>
@@ -2372,6 +2558,7 @@
           <w:lang w:val="en-US"/>
         </w:rPr>
       </w:pPr>
+      <w:proofErr w:type="spellStart"/>
       <w:r>
         <w:rPr>
           <w:rFonts w:ascii="Bahnschrift Light" w:hAnsi="Bahnschrift Light"/>
@@ -2380,70 +2567,10 @@
           <w:u w:val="single"/>
           <w:lang w:val="en-US"/>
         </w:rPr>
-        <w:t>Εναλλακτική Ροή 3.1:</w:t>
-      </w:r>
-    </w:p>
-    <w:p>
-      <w:pPr>
-        <w:pStyle w:val="a6"/>
-        <w:numPr>
-          <w:ilvl w:val="0"/>
-          <w:numId w:val="25"/>
-        </w:numPr>
-        <w:jc w:val="both"/>
-        <w:rPr>
-          <w:rFonts w:ascii="Bahnschrift Light" w:hAnsi="Bahnschrift Light"/>
-          <w:sz w:val="24"/>
-          <w:szCs w:val="24"/>
-        </w:rPr>
-      </w:pPr>
-      <w:r>
-        <w:rPr>
-          <w:rFonts w:ascii="Bahnschrift Light" w:hAnsi="Bahnschrift Light"/>
-          <w:sz w:val="24"/>
-          <w:szCs w:val="24"/>
-        </w:rPr>
-        <w:t>Το σύστημα βλέπει ότι η πλειοψηφία δε συμφωνεί(διαφωνεί).</w:t>
-      </w:r>
-    </w:p>
-    <w:p>
-      <w:pPr>
-        <w:pStyle w:val="a6"/>
-        <w:numPr>
-          <w:ilvl w:val="0"/>
-          <w:numId w:val="25"/>
-        </w:numPr>
-        <w:jc w:val="both"/>
-        <w:rPr>
-          <w:rFonts w:ascii="Bahnschrift Light" w:hAnsi="Bahnschrift Light"/>
-          <w:sz w:val="24"/>
-          <w:szCs w:val="24"/>
-        </w:rPr>
-      </w:pPr>
-      <w:r>
-        <w:rPr>
-          <w:rFonts w:ascii="Bahnschrift Light" w:hAnsi="Bahnschrift Light"/>
-          <w:sz w:val="24"/>
-          <w:szCs w:val="24"/>
-        </w:rPr>
-        <w:t>Το σύστημα δεν εμφανίζει την Οθόνη Προνομίων και η περίπτωση χρήσης τερματίζεται.</w:t>
-      </w:r>
-    </w:p>
-    <w:p>
-      <w:pPr>
-        <w:jc w:val="both"/>
-        <w:rPr>
-          <w:rFonts w:ascii="Bahnschrift Light" w:hAnsi="Bahnschrift Light"/>
-          <w:sz w:val="24"/>
-          <w:szCs w:val="24"/>
-          <w:highlight w:val="red"/>
-        </w:rPr>
-      </w:pPr>
-    </w:p>
-    <w:p>
-      <w:pPr>
-        <w:spacing w:line="278" w:lineRule="auto"/>
-        <w:jc w:val="both"/>
+        <w:t>Εν</w:t>
+      </w:r>
+      <w:proofErr w:type="spellEnd"/>
+      <w:r>
         <w:rPr>
           <w:rFonts w:ascii="Bahnschrift Light" w:hAnsi="Bahnschrift Light"/>
           <w:sz w:val="24"/>
@@ -2451,7 +2578,9 @@
           <w:u w:val="single"/>
           <w:lang w:val="en-US"/>
         </w:rPr>
-      </w:pPr>
+        <w:t xml:space="preserve">αλλακτική </w:t>
+      </w:r>
+      <w:proofErr w:type="spellStart"/>
       <w:r>
         <w:rPr>
           <w:rFonts w:ascii="Bahnschrift Light" w:hAnsi="Bahnschrift Light"/>
@@ -2460,133 +2589,10 @@
           <w:u w:val="single"/>
           <w:lang w:val="en-US"/>
         </w:rPr>
-        <w:t>Εναλλακτική Ροή 4:</w:t>
-      </w:r>
-    </w:p>
-    <w:p>
-      <w:pPr>
-        <w:pStyle w:val="a6"/>
-        <w:numPr>
-          <w:ilvl w:val="0"/>
-          <w:numId w:val="22"/>
-        </w:numPr>
-        <w:spacing w:line="278" w:lineRule="auto"/>
-        <w:jc w:val="both"/>
-        <w:rPr>
-          <w:rFonts w:ascii="Bahnschrift Light" w:hAnsi="Bahnschrift Light"/>
-          <w:sz w:val="24"/>
-          <w:szCs w:val="24"/>
-        </w:rPr>
-      </w:pPr>
-      <w:r>
-        <w:rPr>
-          <w:rFonts w:ascii="Bahnschrift Light" w:hAnsi="Bahnschrift Light"/>
-          <w:sz w:val="24"/>
-          <w:szCs w:val="24"/>
-        </w:rPr>
-        <w:t>Ο χρήστης επιλέγει ένα Προνόμιο από την Οθόνη Προνομίων και τη διαγράφει.</w:t>
-      </w:r>
-    </w:p>
-    <w:p>
-      <w:pPr>
-        <w:pStyle w:val="a6"/>
-        <w:numPr>
-          <w:ilvl w:val="0"/>
-          <w:numId w:val="22"/>
-        </w:numPr>
-        <w:spacing w:line="278" w:lineRule="auto"/>
-        <w:jc w:val="both"/>
-        <w:rPr>
-          <w:rFonts w:ascii="Bahnschrift Light" w:hAnsi="Bahnschrift Light"/>
-          <w:sz w:val="24"/>
-          <w:szCs w:val="24"/>
-        </w:rPr>
-      </w:pPr>
-      <w:r>
-        <w:rPr>
-          <w:rFonts w:ascii="Bahnschrift Light" w:hAnsi="Bahnschrift Light"/>
-          <w:sz w:val="24"/>
-          <w:szCs w:val="24"/>
-        </w:rPr>
-        <w:t>Το σύστημα εμφανίζει Οθόνη Επιβεβαίωσης Διαγραφής.</w:t>
-      </w:r>
-    </w:p>
-    <w:p>
-      <w:pPr>
-        <w:pStyle w:val="a6"/>
-        <w:numPr>
-          <w:ilvl w:val="0"/>
-          <w:numId w:val="22"/>
-        </w:numPr>
-        <w:spacing w:line="278" w:lineRule="auto"/>
-        <w:jc w:val="both"/>
-        <w:rPr>
-          <w:rFonts w:ascii="Bahnschrift Light" w:hAnsi="Bahnschrift Light"/>
-          <w:sz w:val="24"/>
-          <w:szCs w:val="24"/>
-        </w:rPr>
-      </w:pPr>
-      <w:r>
-        <w:rPr>
-          <w:rFonts w:ascii="Bahnschrift Light" w:hAnsi="Bahnschrift Light"/>
-          <w:sz w:val="24"/>
-          <w:szCs w:val="24"/>
-        </w:rPr>
-        <w:t>Ο χρήστης επιβεβαιώνει.</w:t>
-      </w:r>
-    </w:p>
-    <w:p>
-      <w:pPr>
-        <w:pStyle w:val="a6"/>
-        <w:numPr>
-          <w:ilvl w:val="0"/>
-          <w:numId w:val="22"/>
-        </w:numPr>
-        <w:spacing w:line="278" w:lineRule="auto"/>
-        <w:jc w:val="both"/>
-        <w:rPr>
-          <w:rFonts w:ascii="Bahnschrift Light" w:hAnsi="Bahnschrift Light"/>
-          <w:sz w:val="24"/>
-          <w:szCs w:val="24"/>
-        </w:rPr>
-      </w:pPr>
-      <w:r>
-        <w:rPr>
-          <w:rFonts w:ascii="Bahnschrift Light" w:hAnsi="Bahnschrift Light"/>
-          <w:sz w:val="24"/>
-          <w:szCs w:val="24"/>
-        </w:rPr>
-        <w:t>Το σύστημα την αφαιρεί το Προνόμιο από την “Προνόμιο”.</w:t>
-      </w:r>
-    </w:p>
-    <w:p>
-      <w:pPr>
-        <w:pStyle w:val="a6"/>
-        <w:numPr>
-          <w:ilvl w:val="0"/>
-          <w:numId w:val="22"/>
-        </w:numPr>
-        <w:spacing w:line="278" w:lineRule="auto"/>
-        <w:jc w:val="both"/>
-        <w:rPr>
-          <w:rFonts w:ascii="Bahnschrift Light" w:hAnsi="Bahnschrift Light"/>
-          <w:sz w:val="24"/>
-          <w:szCs w:val="24"/>
-        </w:rPr>
-      </w:pPr>
-      <w:r>
-        <w:rPr>
-          <w:rFonts w:ascii="Bahnschrift Light" w:hAnsi="Bahnschrift Light"/>
-          <w:sz w:val="24"/>
-          <w:szCs w:val="24"/>
-        </w:rPr>
-        <w:t>Η περίπτωση χρήσης συνεχίζει από το βήμα 4 της βασικής ροής.</w:t>
-      </w:r>
-    </w:p>
-    <w:p>
-      <w:pPr>
-        <w:spacing w:line="278" w:lineRule="auto"/>
-        <w:jc w:val="both"/>
+        <w:t>Ροή</w:t>
+      </w:r>
+      <w:proofErr w:type="spellEnd"/>
+      <w:r>
         <w:rPr>
           <w:rFonts w:ascii="Bahnschrift Light" w:hAnsi="Bahnschrift Light"/>
           <w:sz w:val="24"/>
@@ -2594,8 +2600,70 @@
           <w:u w:val="single"/>
           <w:lang w:val="en-US"/>
         </w:rPr>
-      </w:pPr>
-      <w:r>
+        <w:t xml:space="preserve"> 3.1:</w:t>
+      </w:r>
+    </w:p>
+    <w:p>
+      <w:pPr>
+        <w:pStyle w:val="a6"/>
+        <w:numPr>
+          <w:ilvl w:val="0"/>
+          <w:numId w:val="25"/>
+        </w:numPr>
+        <w:jc w:val="both"/>
+        <w:rPr>
+          <w:rFonts w:ascii="Bahnschrift Light" w:hAnsi="Bahnschrift Light"/>
+          <w:sz w:val="24"/>
+          <w:szCs w:val="24"/>
+        </w:rPr>
+      </w:pPr>
+      <w:r>
+        <w:rPr>
+          <w:rFonts w:ascii="Bahnschrift Light" w:hAnsi="Bahnschrift Light"/>
+          <w:sz w:val="24"/>
+          <w:szCs w:val="24"/>
+        </w:rPr>
+        <w:t>Το σύστημα βλέπει ότι η πλειοψηφία δε συμφωνεί(διαφωνεί).</w:t>
+      </w:r>
+    </w:p>
+    <w:p>
+      <w:pPr>
+        <w:pStyle w:val="a6"/>
+        <w:numPr>
+          <w:ilvl w:val="0"/>
+          <w:numId w:val="25"/>
+        </w:numPr>
+        <w:jc w:val="both"/>
+        <w:rPr>
+          <w:rFonts w:ascii="Bahnschrift Light" w:hAnsi="Bahnschrift Light"/>
+          <w:sz w:val="24"/>
+          <w:szCs w:val="24"/>
+        </w:rPr>
+      </w:pPr>
+      <w:r>
+        <w:rPr>
+          <w:rFonts w:ascii="Bahnschrift Light" w:hAnsi="Bahnschrift Light"/>
+          <w:sz w:val="24"/>
+          <w:szCs w:val="24"/>
+        </w:rPr>
+        <w:t>Το σύστημα δεν εμφανίζει την Οθόνη Προνομίων και η περίπτωση χρήσης τερματίζεται.</w:t>
+      </w:r>
+    </w:p>
+    <w:p>
+      <w:pPr>
+        <w:jc w:val="both"/>
+        <w:rPr>
+          <w:rFonts w:ascii="Bahnschrift Light" w:hAnsi="Bahnschrift Light"/>
+          <w:sz w:val="24"/>
+          <w:szCs w:val="24"/>
+          <w:highlight w:val="red"/>
+        </w:rPr>
+      </w:pPr>
+    </w:p>
+    <w:p>
+      <w:pPr>
+        <w:spacing w:line="278" w:lineRule="auto"/>
+        <w:jc w:val="both"/>
         <w:rPr>
           <w:rFonts w:ascii="Bahnschrift Light" w:hAnsi="Bahnschrift Light"/>
           <w:sz w:val="24"/>
@@ -2603,7 +2671,227 @@
           <w:u w:val="single"/>
           <w:lang w:val="en-US"/>
         </w:rPr>
-        <w:t>Εναλλακτική Ροή 4.1:</w:t>
+      </w:pPr>
+      <w:proofErr w:type="spellStart"/>
+      <w:r>
+        <w:rPr>
+          <w:rFonts w:ascii="Bahnschrift Light" w:hAnsi="Bahnschrift Light"/>
+          <w:sz w:val="24"/>
+          <w:szCs w:val="24"/>
+          <w:u w:val="single"/>
+          <w:lang w:val="en-US"/>
+        </w:rPr>
+        <w:t>Εν</w:t>
+      </w:r>
+      <w:proofErr w:type="spellEnd"/>
+      <w:r>
+        <w:rPr>
+          <w:rFonts w:ascii="Bahnschrift Light" w:hAnsi="Bahnschrift Light"/>
+          <w:sz w:val="24"/>
+          <w:szCs w:val="24"/>
+          <w:u w:val="single"/>
+          <w:lang w:val="en-US"/>
+        </w:rPr>
+        <w:t xml:space="preserve">αλλακτική </w:t>
+      </w:r>
+      <w:proofErr w:type="spellStart"/>
+      <w:r>
+        <w:rPr>
+          <w:rFonts w:ascii="Bahnschrift Light" w:hAnsi="Bahnschrift Light"/>
+          <w:sz w:val="24"/>
+          <w:szCs w:val="24"/>
+          <w:u w:val="single"/>
+          <w:lang w:val="en-US"/>
+        </w:rPr>
+        <w:t>Ροή</w:t>
+      </w:r>
+      <w:proofErr w:type="spellEnd"/>
+      <w:r>
+        <w:rPr>
+          <w:rFonts w:ascii="Bahnschrift Light" w:hAnsi="Bahnschrift Light"/>
+          <w:sz w:val="24"/>
+          <w:szCs w:val="24"/>
+          <w:u w:val="single"/>
+          <w:lang w:val="en-US"/>
+        </w:rPr>
+        <w:t xml:space="preserve"> 4:</w:t>
+      </w:r>
+    </w:p>
+    <w:p>
+      <w:pPr>
+        <w:pStyle w:val="a6"/>
+        <w:numPr>
+          <w:ilvl w:val="0"/>
+          <w:numId w:val="22"/>
+        </w:numPr>
+        <w:spacing w:line="278" w:lineRule="auto"/>
+        <w:jc w:val="both"/>
+        <w:rPr>
+          <w:rFonts w:ascii="Bahnschrift Light" w:hAnsi="Bahnschrift Light"/>
+          <w:sz w:val="24"/>
+          <w:szCs w:val="24"/>
+        </w:rPr>
+      </w:pPr>
+      <w:r>
+        <w:rPr>
+          <w:rFonts w:ascii="Bahnschrift Light" w:hAnsi="Bahnschrift Light"/>
+          <w:sz w:val="24"/>
+          <w:szCs w:val="24"/>
+        </w:rPr>
+        <w:t>Ο χρήστης επιλέγει ένα Προνόμιο από την Οθόνη Προνομίων και τη διαγράφει.</w:t>
+      </w:r>
+    </w:p>
+    <w:p>
+      <w:pPr>
+        <w:pStyle w:val="a6"/>
+        <w:numPr>
+          <w:ilvl w:val="0"/>
+          <w:numId w:val="22"/>
+        </w:numPr>
+        <w:spacing w:line="278" w:lineRule="auto"/>
+        <w:jc w:val="both"/>
+        <w:rPr>
+          <w:rFonts w:ascii="Bahnschrift Light" w:hAnsi="Bahnschrift Light"/>
+          <w:sz w:val="24"/>
+          <w:szCs w:val="24"/>
+        </w:rPr>
+      </w:pPr>
+      <w:r>
+        <w:rPr>
+          <w:rFonts w:ascii="Bahnschrift Light" w:hAnsi="Bahnschrift Light"/>
+          <w:sz w:val="24"/>
+          <w:szCs w:val="24"/>
+        </w:rPr>
+        <w:t>Το σύστημα εμφανίζει Οθόνη Επιβεβαίωσης Διαγραφής.</w:t>
+      </w:r>
+    </w:p>
+    <w:p>
+      <w:pPr>
+        <w:pStyle w:val="a6"/>
+        <w:numPr>
+          <w:ilvl w:val="0"/>
+          <w:numId w:val="22"/>
+        </w:numPr>
+        <w:spacing w:line="278" w:lineRule="auto"/>
+        <w:jc w:val="both"/>
+        <w:rPr>
+          <w:rFonts w:ascii="Bahnschrift Light" w:hAnsi="Bahnschrift Light"/>
+          <w:sz w:val="24"/>
+          <w:szCs w:val="24"/>
+        </w:rPr>
+      </w:pPr>
+      <w:r>
+        <w:rPr>
+          <w:rFonts w:ascii="Bahnschrift Light" w:hAnsi="Bahnschrift Light"/>
+          <w:sz w:val="24"/>
+          <w:szCs w:val="24"/>
+        </w:rPr>
+        <w:t>Ο χρήστης επιβεβαιώνει.</w:t>
+      </w:r>
+    </w:p>
+    <w:p>
+      <w:pPr>
+        <w:pStyle w:val="a6"/>
+        <w:numPr>
+          <w:ilvl w:val="0"/>
+          <w:numId w:val="22"/>
+        </w:numPr>
+        <w:spacing w:line="278" w:lineRule="auto"/>
+        <w:jc w:val="both"/>
+        <w:rPr>
+          <w:rFonts w:ascii="Bahnschrift Light" w:hAnsi="Bahnschrift Light"/>
+          <w:sz w:val="24"/>
+          <w:szCs w:val="24"/>
+        </w:rPr>
+      </w:pPr>
+      <w:r>
+        <w:rPr>
+          <w:rFonts w:ascii="Bahnschrift Light" w:hAnsi="Bahnschrift Light"/>
+          <w:sz w:val="24"/>
+          <w:szCs w:val="24"/>
+        </w:rPr>
+        <w:t>Το σύστημα την αφαιρεί το Προνόμιο από την “Προνόμιο”.</w:t>
+      </w:r>
+    </w:p>
+    <w:p>
+      <w:pPr>
+        <w:pStyle w:val="a6"/>
+        <w:numPr>
+          <w:ilvl w:val="0"/>
+          <w:numId w:val="22"/>
+        </w:numPr>
+        <w:spacing w:line="278" w:lineRule="auto"/>
+        <w:jc w:val="both"/>
+        <w:rPr>
+          <w:rFonts w:ascii="Bahnschrift Light" w:hAnsi="Bahnschrift Light"/>
+          <w:sz w:val="24"/>
+          <w:szCs w:val="24"/>
+        </w:rPr>
+      </w:pPr>
+      <w:r>
+        <w:rPr>
+          <w:rFonts w:ascii="Bahnschrift Light" w:hAnsi="Bahnschrift Light"/>
+          <w:sz w:val="24"/>
+          <w:szCs w:val="24"/>
+        </w:rPr>
+        <w:t>Η περίπτωση χρήσης συνεχίζει από το βήμα 4 της βασικής ροής.</w:t>
+      </w:r>
+    </w:p>
+    <w:p>
+      <w:pPr>
+        <w:spacing w:line="278" w:lineRule="auto"/>
+        <w:jc w:val="both"/>
+        <w:rPr>
+          <w:rFonts w:ascii="Bahnschrift Light" w:hAnsi="Bahnschrift Light"/>
+          <w:sz w:val="24"/>
+          <w:szCs w:val="24"/>
+          <w:u w:val="single"/>
+          <w:lang w:val="en-US"/>
+        </w:rPr>
+      </w:pPr>
+      <w:proofErr w:type="spellStart"/>
+      <w:r>
+        <w:rPr>
+          <w:rFonts w:ascii="Bahnschrift Light" w:hAnsi="Bahnschrift Light"/>
+          <w:sz w:val="24"/>
+          <w:szCs w:val="24"/>
+          <w:u w:val="single"/>
+          <w:lang w:val="en-US"/>
+        </w:rPr>
+        <w:t>Εν</w:t>
+      </w:r>
+      <w:proofErr w:type="spellEnd"/>
+      <w:r>
+        <w:rPr>
+          <w:rFonts w:ascii="Bahnschrift Light" w:hAnsi="Bahnschrift Light"/>
+          <w:sz w:val="24"/>
+          <w:szCs w:val="24"/>
+          <w:u w:val="single"/>
+          <w:lang w:val="en-US"/>
+        </w:rPr>
+        <w:t xml:space="preserve">αλλακτική </w:t>
+      </w:r>
+      <w:proofErr w:type="spellStart"/>
+      <w:r>
+        <w:rPr>
+          <w:rFonts w:ascii="Bahnschrift Light" w:hAnsi="Bahnschrift Light"/>
+          <w:sz w:val="24"/>
+          <w:szCs w:val="24"/>
+          <w:u w:val="single"/>
+          <w:lang w:val="en-US"/>
+        </w:rPr>
+        <w:t>Ροή</w:t>
+      </w:r>
+      <w:proofErr w:type="spellEnd"/>
+      <w:r>
+        <w:rPr>
+          <w:rFonts w:ascii="Bahnschrift Light" w:hAnsi="Bahnschrift Light"/>
+          <w:sz w:val="24"/>
+          <w:szCs w:val="24"/>
+          <w:u w:val="single"/>
+          <w:lang w:val="en-US"/>
+        </w:rPr>
+        <w:t xml:space="preserve"> 4.1:</w:t>
       </w:r>
     </w:p>
     <w:p>
@@ -2767,6 +3055,7 @@
           <w:lang w:bidi="he-IL"/>
         </w:rPr>
       </w:pPr>
+      <w:proofErr w:type="spellStart"/>
       <w:r>
         <w:rPr>
           <w:rFonts w:ascii="Bahnschrift Light" w:hAnsi="Bahnschrift Light"/>
@@ -2775,7 +3064,37 @@
           <w:lang w:bidi="he-IL"/>
         </w:rPr>
         <w:lastRenderedPageBreak/>
-        <w:t>Use Case 11: Δημιουργία Αγγελίας</w:t>
+        <w:t>Use</w:t>
+      </w:r>
+      <w:proofErr w:type="spellEnd"/>
+      <w:r>
+        <w:rPr>
+          <w:rFonts w:ascii="Bahnschrift Light" w:hAnsi="Bahnschrift Light"/>
+          <w:sz w:val="24"/>
+          <w:szCs w:val="24"/>
+          <w:lang w:bidi="he-IL"/>
+        </w:rPr>
+        <w:t xml:space="preserve"> </w:t>
+      </w:r>
+      <w:proofErr w:type="spellStart"/>
+      <w:r>
+        <w:rPr>
+          <w:rFonts w:ascii="Bahnschrift Light" w:hAnsi="Bahnschrift Light"/>
+          <w:sz w:val="24"/>
+          <w:szCs w:val="24"/>
+          <w:lang w:bidi="he-IL"/>
+        </w:rPr>
+        <w:t>Case</w:t>
+      </w:r>
+      <w:proofErr w:type="spellEnd"/>
+      <w:r>
+        <w:rPr>
+          <w:rFonts w:ascii="Bahnschrift Light" w:hAnsi="Bahnschrift Light"/>
+          <w:sz w:val="24"/>
+          <w:szCs w:val="24"/>
+          <w:lang w:bidi="he-IL"/>
+        </w:rPr>
+        <w:t xml:space="preserve"> 11: Δημιουργία Αγγελίας</w:t>
       </w:r>
     </w:p>
     <w:p>
@@ -2845,15 +3164,7 @@
           <w:sz w:val="24"/>
           <w:szCs w:val="24"/>
         </w:rPr>
-        <w:t>αι σε δωμάτιο</w:t>
-      </w:r>
-      <w:r>
-        <w:rPr>
-          <w:rFonts w:ascii="Bahnschrift Light" w:hAnsi="Bahnschrift Light"/>
-          <w:sz w:val="24"/>
-          <w:szCs w:val="24"/>
-        </w:rPr>
-        <w:t>.</w:t>
+        <w:t>αι σε δωμάτιο.</w:t>
       </w:r>
     </w:p>
     <w:p>
@@ -2945,7 +3256,115 @@
           <w:sz w:val="24"/>
           <w:szCs w:val="24"/>
         </w:rPr>
-        <w:t>Το σύστημα εμφανίζει τη Φόρμα εισαγωγής Αγγελίας (με πεδία για την περιγραφή (Description), τοποθεσία (Location) , ενοίκιο (Rent), τον αριθμό των συγκατοίκων που αναζητεί ο χρήστης (Roommates wanted) και τη διεύθυνση του σπιτιού (House address)).</w:t>
+        <w:t>Το σύστημα εμφανίζει τη Φόρμα εισαγωγής Αγγελίας (με πεδία για την περιγραφή (</w:t>
+      </w:r>
+      <w:proofErr w:type="spellStart"/>
+      <w:r>
+        <w:rPr>
+          <w:rFonts w:ascii="Bahnschrift Light" w:hAnsi="Bahnschrift Light"/>
+          <w:sz w:val="24"/>
+          <w:szCs w:val="24"/>
+        </w:rPr>
+        <w:t>Description</w:t>
+      </w:r>
+      <w:proofErr w:type="spellEnd"/>
+      <w:r>
+        <w:rPr>
+          <w:rFonts w:ascii="Bahnschrift Light" w:hAnsi="Bahnschrift Light"/>
+          <w:sz w:val="24"/>
+          <w:szCs w:val="24"/>
+        </w:rPr>
+        <w:t>), τοποθεσία (</w:t>
+      </w:r>
+      <w:proofErr w:type="spellStart"/>
+      <w:r>
+        <w:rPr>
+          <w:rFonts w:ascii="Bahnschrift Light" w:hAnsi="Bahnschrift Light"/>
+          <w:sz w:val="24"/>
+          <w:szCs w:val="24"/>
+        </w:rPr>
+        <w:t>Location</w:t>
+      </w:r>
+      <w:proofErr w:type="spellEnd"/>
+      <w:r>
+        <w:rPr>
+          <w:rFonts w:ascii="Bahnschrift Light" w:hAnsi="Bahnschrift Light"/>
+          <w:sz w:val="24"/>
+          <w:szCs w:val="24"/>
+        </w:rPr>
+        <w:t>) , ενοίκιο (</w:t>
+      </w:r>
+      <w:proofErr w:type="spellStart"/>
+      <w:r>
+        <w:rPr>
+          <w:rFonts w:ascii="Bahnschrift Light" w:hAnsi="Bahnschrift Light"/>
+          <w:sz w:val="24"/>
+          <w:szCs w:val="24"/>
+        </w:rPr>
+        <w:t>Rent</w:t>
+      </w:r>
+      <w:proofErr w:type="spellEnd"/>
+      <w:r>
+        <w:rPr>
+          <w:rFonts w:ascii="Bahnschrift Light" w:hAnsi="Bahnschrift Light"/>
+          <w:sz w:val="24"/>
+          <w:szCs w:val="24"/>
+        </w:rPr>
+        <w:t>), τον αριθμό των συγκατοίκων που αναζητεί ο χρήστης (</w:t>
+      </w:r>
+      <w:proofErr w:type="spellStart"/>
+      <w:r>
+        <w:rPr>
+          <w:rFonts w:ascii="Bahnschrift Light" w:hAnsi="Bahnschrift Light"/>
+          <w:sz w:val="24"/>
+          <w:szCs w:val="24"/>
+        </w:rPr>
+        <w:t>Roommates</w:t>
+      </w:r>
+      <w:proofErr w:type="spellEnd"/>
+      <w:r>
+        <w:rPr>
+          <w:rFonts w:ascii="Bahnschrift Light" w:hAnsi="Bahnschrift Light"/>
+          <w:sz w:val="24"/>
+          <w:szCs w:val="24"/>
+        </w:rPr>
+        <w:t xml:space="preserve"> </w:t>
+      </w:r>
+      <w:proofErr w:type="spellStart"/>
+      <w:r>
+        <w:rPr>
+          <w:rFonts w:ascii="Bahnschrift Light" w:hAnsi="Bahnschrift Light"/>
+          <w:sz w:val="24"/>
+          <w:szCs w:val="24"/>
+        </w:rPr>
+        <w:t>wanted</w:t>
+      </w:r>
+      <w:proofErr w:type="spellEnd"/>
+      <w:r>
+        <w:rPr>
+          <w:rFonts w:ascii="Bahnschrift Light" w:hAnsi="Bahnschrift Light"/>
+          <w:sz w:val="24"/>
+          <w:szCs w:val="24"/>
+        </w:rPr>
+        <w:t xml:space="preserve">) και τη διεύθυνση του σπιτιού (House </w:t>
+      </w:r>
+      <w:proofErr w:type="spellStart"/>
+      <w:r>
+        <w:rPr>
+          <w:rFonts w:ascii="Bahnschrift Light" w:hAnsi="Bahnschrift Light"/>
+          <w:sz w:val="24"/>
+          <w:szCs w:val="24"/>
+        </w:rPr>
+        <w:t>address</w:t>
+      </w:r>
+      <w:proofErr w:type="spellEnd"/>
+      <w:r>
+        <w:rPr>
+          <w:rFonts w:ascii="Bahnschrift Light" w:hAnsi="Bahnschrift Light"/>
+          <w:sz w:val="24"/>
+          <w:szCs w:val="24"/>
+        </w:rPr>
+        <w:t>)).</w:t>
       </w:r>
     </w:p>
     <w:p>
@@ -3385,7 +3804,25 @@
           <w:sz w:val="24"/>
           <w:szCs w:val="24"/>
         </w:rPr>
-        <w:t>“Cancel”</w:t>
+        <w:t>“</w:t>
+      </w:r>
+      <w:proofErr w:type="spellStart"/>
+      <w:r>
+        <w:rPr>
+          <w:rFonts w:ascii="Bahnschrift Light" w:hAnsi="Bahnschrift Light"/>
+          <w:sz w:val="24"/>
+          <w:szCs w:val="24"/>
+        </w:rPr>
+        <w:t>Cancel</w:t>
+      </w:r>
+      <w:proofErr w:type="spellEnd"/>
+      <w:r>
+        <w:rPr>
+          <w:rFonts w:ascii="Bahnschrift Light" w:hAnsi="Bahnschrift Light"/>
+          <w:sz w:val="24"/>
+          <w:szCs w:val="24"/>
+        </w:rPr>
+        <w:t>”</w:t>
       </w:r>
       <w:r>
         <w:rPr>
@@ -3511,9 +3948,30 @@
           <w:sz w:val="24"/>
           <w:szCs w:val="24"/>
         </w:rPr>
-        <w:t xml:space="preserve">Ο χρήστης επιλέγει μια αγγελία από την  </w:t>
-      </w:r>
-      <w:r>
+        <w:t xml:space="preserve">Ο χρήστης </w:t>
+      </w:r>
+      <w:r>
+        <w:rPr>
+          <w:rFonts w:ascii="Bahnschrift Light" w:hAnsi="Bahnschrift Light"/>
+          <w:sz w:val="24"/>
+          <w:szCs w:val="24"/>
+        </w:rPr>
+        <w:t xml:space="preserve">επιλέγει </w:t>
+      </w:r>
+      <w:r>
+        <w:rPr>
+          <w:rFonts w:ascii="Bahnschrift Light" w:hAnsi="Bahnschrift Light"/>
+          <w:sz w:val="24"/>
+          <w:szCs w:val="24"/>
+        </w:rPr>
+        <w:t>ακύρωση</w:t>
+      </w:r>
+      <w:r>
+        <w:rPr>
+          <w:rFonts w:ascii="Bahnschrift Light" w:hAnsi="Bahnschrift Light"/>
+          <w:sz w:val="24"/>
+          <w:szCs w:val="24"/>
+        </w:rPr>
         <w:t xml:space="preserve"> </w:t>
       </w:r>
       <w:r>
@@ -3522,94 +3980,34 @@
           <w:sz w:val="24"/>
           <w:szCs w:val="24"/>
         </w:rPr>
-        <w:t>Οθόνη Οι Αγγελίες μου.</w:t>
-      </w:r>
-    </w:p>
-    <w:p>
-      <w:pPr>
-        <w:numPr>
-          <w:ilvl w:val="0"/>
-          <w:numId w:val="9"/>
-        </w:numPr>
-        <w:spacing w:line="278" w:lineRule="auto"/>
-        <w:jc w:val="both"/>
-        <w:rPr>
-          <w:rFonts w:ascii="Bahnschrift Light" w:hAnsi="Bahnschrift Light"/>
-          <w:sz w:val="24"/>
-          <w:szCs w:val="24"/>
-        </w:rPr>
-      </w:pPr>
-      <w:r>
-        <w:rPr>
-          <w:rFonts w:ascii="Bahnschrift Light" w:hAnsi="Bahnschrift Light"/>
-          <w:sz w:val="24"/>
-          <w:szCs w:val="24"/>
-        </w:rPr>
-        <w:t>Το σύστημα εμφανίζει την κατάσταση της αγγελίας από την οντότητα “Αγγελία” (Εκκρεμ</w:t>
-      </w:r>
-      <w:r>
-        <w:rPr>
-          <w:rFonts w:ascii="Bahnschrift Light" w:hAnsi="Bahnschrift Light"/>
-          <w:sz w:val="24"/>
-          <w:szCs w:val="24"/>
-        </w:rPr>
-        <w:t>ή</w:t>
-      </w:r>
-      <w:r>
-        <w:rPr>
-          <w:rFonts w:ascii="Bahnschrift Light" w:hAnsi="Bahnschrift Light"/>
-          <w:sz w:val="24"/>
-          <w:szCs w:val="24"/>
-        </w:rPr>
-        <w:t xml:space="preserve">ς / </w:t>
-      </w:r>
-      <w:r>
-        <w:rPr>
-          <w:rFonts w:ascii="Bahnschrift Light" w:hAnsi="Bahnschrift Light"/>
-          <w:sz w:val="24"/>
-          <w:szCs w:val="24"/>
-        </w:rPr>
-        <w:tab/>
-        <w:t>Δεκτή / Απορρίφθηκε).</w:t>
-      </w:r>
-    </w:p>
-    <w:p>
-      <w:pPr>
-        <w:numPr>
-          <w:ilvl w:val="0"/>
-          <w:numId w:val="9"/>
-        </w:numPr>
-        <w:spacing w:line="278" w:lineRule="auto"/>
-        <w:jc w:val="both"/>
-        <w:rPr>
-          <w:rFonts w:ascii="Bahnschrift Light" w:hAnsi="Bahnschrift Light"/>
-          <w:sz w:val="24"/>
-          <w:szCs w:val="24"/>
-        </w:rPr>
-      </w:pPr>
-      <w:r>
-        <w:rPr>
-          <w:rFonts w:ascii="Bahnschrift Light" w:hAnsi="Bahnschrift Light"/>
-          <w:sz w:val="24"/>
-          <w:szCs w:val="24"/>
-        </w:rPr>
-        <w:t xml:space="preserve">Ο χρήστης </w:t>
-      </w:r>
-      <w:r>
-        <w:rPr>
-          <w:rFonts w:ascii="Bahnschrift Light" w:hAnsi="Bahnschrift Light"/>
-          <w:sz w:val="24"/>
-          <w:szCs w:val="24"/>
-        </w:rPr>
-        <w:t xml:space="preserve">επιλέγει </w:t>
-      </w:r>
-      <w:r>
-        <w:rPr>
-          <w:rFonts w:ascii="Bahnschrift Light" w:hAnsi="Bahnschrift Light"/>
-          <w:sz w:val="24"/>
-          <w:szCs w:val="24"/>
-        </w:rPr>
-        <w:t>ακύρωση.</w:t>
+        <w:t xml:space="preserve">σε </w:t>
+      </w:r>
+      <w:r>
+        <w:rPr>
+          <w:rFonts w:ascii="Bahnschrift Light" w:hAnsi="Bahnschrift Light"/>
+          <w:sz w:val="24"/>
+          <w:szCs w:val="24"/>
+        </w:rPr>
+        <w:t xml:space="preserve">μια αγγελία από την  </w:t>
+      </w:r>
+      <w:r>
+        <w:t xml:space="preserve"> </w:t>
+      </w:r>
+      <w:r>
+        <w:rPr>
+          <w:rFonts w:ascii="Bahnschrift Light" w:hAnsi="Bahnschrift Light"/>
+          <w:sz w:val="24"/>
+          <w:szCs w:val="24"/>
+        </w:rPr>
+        <w:t>Οθόνη Οι Αγγελίες μου</w:t>
+      </w:r>
+      <w:r>
+        <w:rPr>
+          <w:rFonts w:ascii="Bahnschrift Light" w:hAnsi="Bahnschrift Light"/>
+          <w:sz w:val="24"/>
+          <w:szCs w:val="24"/>
+        </w:rPr>
+        <w:t>.</w:t>
       </w:r>
     </w:p>
     <w:p>
